--- a/pr-preview/pr-624/vignettes/articles/version-crosswalk-1.3-to-1.4.docx
+++ b/pr-preview/pr-624/vignettes/articles/version-crosswalk-1.3-to-1.4.docx
@@ -3049,7 +3049,7 @@
         <w:rPr>
           <w:rStyle w:val="CommentTok"/>
         </w:rPr>
-        <w:t xml:space="preserve">#&gt;     age id    antigen_iso  value</w:t>
+        <w:t xml:space="preserve">#&gt;     age id    antigen_iso value</w:t>
       </w:r>
       <w:r>
         <w:br/>
@@ -3058,7 +3058,7 @@
         <w:rPr>
           <w:rStyle w:val="CommentTok"/>
         </w:rPr>
-        <w:t xml:space="preserve">#&gt;   &lt;dbl&gt; &lt;chr&gt; &lt;chr&gt;        &lt;dbl&gt;</w:t>
+        <w:t xml:space="preserve">#&gt;   &lt;dbl&gt; &lt;chr&gt; &lt;chr&gt;       &lt;dbl&gt;</w:t>
       </w:r>
       <w:r>
         <w:br/>
@@ -3067,7 +3067,7 @@
         <w:rPr>
           <w:rStyle w:val="CommentTok"/>
         </w:rPr>
-        <w:t xml:space="preserve">#&gt; 1  3.15 1     HlyE_IgA    81.4  </w:t>
+        <w:t xml:space="preserve">#&gt; 1   2.1 1     HlyE_IgA    0.471</w:t>
       </w:r>
       <w:r>
         <w:br/>
@@ -3076,7 +3076,7 @@
         <w:rPr>
           <w:rStyle w:val="CommentTok"/>
         </w:rPr>
-        <w:t xml:space="preserve">#&gt; 2  3.15 1     HlyE_IgG     3.69 </w:t>
+        <w:t xml:space="preserve">#&gt; 2   2.1 1     HlyE_IgG    0.472</w:t>
       </w:r>
       <w:r>
         <w:br/>
@@ -3085,7 +3085,7 @@
         <w:rPr>
           <w:rStyle w:val="CommentTok"/>
         </w:rPr>
-        <w:t xml:space="preserve">#&gt; 3  9.68 2     HlyE_IgA     0.939</w:t>
+        <w:t xml:space="preserve">#&gt; 3  17.8 2     HlyE_IgA    0.596</w:t>
       </w:r>
       <w:r>
         <w:br/>
@@ -3094,7 +3094,7 @@
         <w:rPr>
           <w:rStyle w:val="CommentTok"/>
         </w:rPr>
-        <w:t xml:space="preserve">#&gt; 4  9.68 2     HlyE_IgG     0.520</w:t>
+        <w:t xml:space="preserve">#&gt; 4  17.8 2     HlyE_IgG    0.573</w:t>
       </w:r>
       <w:r>
         <w:br/>
@@ -3103,7 +3103,7 @@
         <w:rPr>
           <w:rStyle w:val="CommentTok"/>
         </w:rPr>
-        <w:t xml:space="preserve">#&gt; 5 19.6  3     HlyE_IgA     0.406</w:t>
+        <w:t xml:space="preserve">#&gt; 5  16.3 3     HlyE_IgA    0.250</w:t>
       </w:r>
       <w:r>
         <w:br/>
@@ -3112,7 +3112,7 @@
         <w:rPr>
           <w:rStyle w:val="CommentTok"/>
         </w:rPr>
-        <w:t xml:space="preserve">#&gt; 6 19.6  3     HlyE_IgG     0.301</w:t>
+        <w:t xml:space="preserve">#&gt; 6  16.3 3     HlyE_IgG    0.285</w:t>
       </w:r>
       <w:r>
         <w:br/>
